--- a/preview/largedocxs/38-ats-pure.docx
+++ b/preview/largedocxs/38-ats-pure.docx
@@ -108,7 +108,7 @@
                 <w:sz w:val="22"/>
                 <w:szCs w:val="22"/>
               </w:rPr>
-              <w:t xml:space="preserve">Principal Software Engineer &amp; Technical Lead</w:t>
+              <w:t xml:space="preserve">Principal Software Engineer and Technical Lead</w:t>
             </w:r>
           </w:p>
         </w:tc>
@@ -1300,7 +1300,7 @@
         </w:rPr>
         <w:t xml:space="preserve">Demo: </w:t>
       </w:r>
-      <w:hyperlink w:history="1" r:id="rIde-3gpaqynp1gud-rznf3_">
+      <w:hyperlink w:history="1" r:id="rId6yhllnn35apjebt8um45p">
         <w:r>
           <w:rPr>
             <w:color w:val="1a1a1a"/>
@@ -1328,7 +1328,7 @@
         </w:rPr>
         <w:t xml:space="preserve">Code: </w:t>
       </w:r>
-      <w:hyperlink w:history="1" r:id="rId3mxnb0sufnrqvw_zs3rxq">
+      <w:hyperlink w:history="1" r:id="rIdhea6js_bnf4svlmu-bwzd">
         <w:r>
           <w:rPr>
             <w:color w:val="1a1a1a"/>
@@ -1433,7 +1433,7 @@
         </w:rPr>
         <w:t xml:space="preserve">Demo: </w:t>
       </w:r>
-      <w:hyperlink w:history="1" r:id="rIdhf_dumygpvr9hkye351ey">
+      <w:hyperlink w:history="1" r:id="rIdqlwsganvvszxcdfhwsuv5">
         <w:r>
           <w:rPr>
             <w:color w:val="1a1a1a"/>
@@ -1523,7 +1523,7 @@
         </w:rPr>
         <w:t xml:space="preserve">Demo: </w:t>
       </w:r>
-      <w:hyperlink w:history="1" r:id="rIdvd_4cvzqtffrhw0ig2zow">
+      <w:hyperlink w:history="1" r:id="rIdn4umdyrkx50rtpwnv4hpn">
         <w:r>
           <w:rPr>
             <w:color w:val="1a1a1a"/>
@@ -1568,7 +1568,7 @@
         </w:rPr>
         <w:t xml:space="preserve">Code: </w:t>
       </w:r>
-      <w:hyperlink w:history="1" r:id="rIdigr4rljhd5-tgbcndmwtl">
+      <w:hyperlink w:history="1" r:id="rIdju3opdlsmysvdd1tdmxtu">
         <w:r>
           <w:rPr>
             <w:color w:val="1a1a1a"/>
@@ -1994,22 +1994,22 @@
           <w:sz w:val="22"/>
           <w:szCs w:val="22"/>
         </w:rPr>
-        <w:t xml:space="preserve">CERTIFICATIONS &amp; AWARDS</w:t>
-      </w:r>
-    </w:p>
-    <w:p>
-      <w:pPr>
-        <w:spacing w:after="50"/>
-        <w:ind w:left="240"/>
-      </w:pPr>
-      <w:r>
-        <w:rPr>
-          <w:rFonts w:ascii="Helvetica" w:cs="Helvetica" w:eastAsia="Helvetica" w:hAnsi="Helvetica"/>
-          <w:color w:val="2b2b2b"/>
-          <w:sz w:val="20"/>
-          <w:szCs w:val="20"/>
-        </w:rPr>
-        <w:t xml:space="preserve">• AWS Certified Solutions Architect – Professional</w:t>
+        <w:t xml:space="preserve">CERTIFICATIONS AND AWARDS</w:t>
+      </w:r>
+    </w:p>
+    <w:p>
+      <w:pPr>
+        <w:spacing w:after="50"/>
+        <w:ind w:left="240"/>
+      </w:pPr>
+      <w:r>
+        <w:rPr>
+          <w:rFonts w:ascii="Helvetica" w:cs="Helvetica" w:eastAsia="Helvetica" w:hAnsi="Helvetica"/>
+          <w:color w:val="2b2b2b"/>
+          <w:sz w:val="20"/>
+          <w:szCs w:val="20"/>
+        </w:rPr>
+        <w:t xml:space="preserve">• AWS Certified Solutions Architect - Professional</w:t>
       </w:r>
     </w:p>
     <w:p>
@@ -2099,7 +2099,7 @@
           <w:sz w:val="20"/>
           <w:szCs w:val="20"/>
         </w:rPr>
-        <w:t xml:space="preserve">• Distinguished Engineering Award, Hyperscale Cloud Infrastructure Corporation, 2023</w:t>
+        <w:t xml:space="preserve">• Distinguished Engineering Award, 2023</w:t>
       </w:r>
     </w:p>
     <w:p>
@@ -2133,37 +2133,37 @@
           <w:sz w:val="22"/>
           <w:szCs w:val="22"/>
         </w:rPr>
-        <w:t xml:space="preserve">SPEAKING &amp; PUBLICATIONS</w:t>
-      </w:r>
-    </w:p>
-    <w:p>
-      <w:pPr>
-        <w:spacing w:after="50"/>
-        <w:ind w:left="240"/>
-      </w:pPr>
-      <w:r>
-        <w:rPr>
-          <w:rFonts w:ascii="Helvetica" w:cs="Helvetica" w:eastAsia="Helvetica" w:hAnsi="Helvetica"/>
-          <w:color w:val="2b2b2b"/>
-          <w:sz w:val="20"/>
-          <w:szCs w:val="20"/>
-        </w:rPr>
-        <w:t xml:space="preserve">• Keynote: 'Designing Resilient Systems at Planet Scale' — Global Cloud Summit 2023.</w:t>
-      </w:r>
-    </w:p>
-    <w:p>
-      <w:pPr>
-        <w:spacing w:after="50"/>
-        <w:ind w:left="240"/>
-      </w:pPr>
-      <w:r>
-        <w:rPr>
-          <w:rFonts w:ascii="Helvetica" w:cs="Helvetica" w:eastAsia="Helvetica" w:hAnsi="Helvetica"/>
-          <w:color w:val="2b2b2b"/>
-          <w:sz w:val="20"/>
-          <w:szCs w:val="20"/>
-        </w:rPr>
-        <w:t xml:space="preserve">• Conference talk: 'The Pragmatic Path to Microservices' — QCon San Francisco 2022.</w:t>
+        <w:t xml:space="preserve">SPEAKING AND PUBLICATIONS</w:t>
+      </w:r>
+    </w:p>
+    <w:p>
+      <w:pPr>
+        <w:spacing w:after="50"/>
+        <w:ind w:left="240"/>
+      </w:pPr>
+      <w:r>
+        <w:rPr>
+          <w:rFonts w:ascii="Helvetica" w:cs="Helvetica" w:eastAsia="Helvetica" w:hAnsi="Helvetica"/>
+          <w:color w:val="2b2b2b"/>
+          <w:sz w:val="20"/>
+          <w:szCs w:val="20"/>
+        </w:rPr>
+        <w:t xml:space="preserve">• Keynote: Designing Resilient Systems at Planet Scale - Global Cloud Summit 2023.</w:t>
+      </w:r>
+    </w:p>
+    <w:p>
+      <w:pPr>
+        <w:spacing w:after="50"/>
+        <w:ind w:left="240"/>
+      </w:pPr>
+      <w:r>
+        <w:rPr>
+          <w:rFonts w:ascii="Helvetica" w:cs="Helvetica" w:eastAsia="Helvetica" w:hAnsi="Helvetica"/>
+          <w:color w:val="2b2b2b"/>
+          <w:sz w:val="20"/>
+          <w:szCs w:val="20"/>
+        </w:rPr>
+        <w:t xml:space="preserve">• Conference talk: The Pragmatic Path to Microservices - QCon San Francisco 2022.</w:t>
       </w:r>
     </w:p>
     <w:p>
@@ -2339,7 +2339,7 @@
         </w:rPr>
         <w:t xml:space="preserve">Portfolio: </w:t>
       </w:r>
-      <w:hyperlink w:history="1" r:id="rIdqqbf4lmioakyfvusy5iel">
+      <w:hyperlink w:history="1" r:id="rIdzqofgzgf6lsn5bkwvs-ks">
         <w:r>
           <w:rPr>
             <w:color w:val="1a1a1a"/>
@@ -2365,7 +2365,7 @@
         </w:rPr>
         <w:t xml:space="preserve">GitHub: </w:t>
       </w:r>
-      <w:hyperlink w:history="1" r:id="rIdpyzz7xfuk7390reipvd7u">
+      <w:hyperlink w:history="1" r:id="rIdjmb3vjvft0wvs2-jejeil">
         <w:r>
           <w:rPr>
             <w:color w:val="1a1a1a"/>
@@ -2391,7 +2391,7 @@
         </w:rPr>
         <w:t xml:space="preserve">Case Studies: </w:t>
       </w:r>
-      <w:hyperlink w:history="1" r:id="rIdeemml-rel5mevaf68jsx5">
+      <w:hyperlink w:history="1" r:id="rIdr9hqka_niyetd_p0yjxvp">
         <w:r>
           <w:rPr>
             <w:color w:val="1a1a1a"/>
